--- a/plugins/approval-excel/skills/instructions/references/수당지급 템플릿 및 품의문 예시 모음.docx
+++ b/plugins/approval-excel/skills/instructions/references/수당지급 템플릿 및 품의문 예시 모음.docx
@@ -220,93 +220,93 @@
           <w:sz w:val="24"/>
           <w:szCs w:val="24"/>
         </w:rPr>
-        <w:t>1. 관련: 가상문서-0001(2026. 4. 10..) 장애학생을 위한 인공지능 및 에듀테크 활용 수업 직무연수 운영 계획</w:t>
-      </w:r>
-    </w:p>
-    <w:p>
-      <w:pPr>
-        <w:widowControl/>
-        <w:tabs>
-          <w:tab w:val="left" w:pos="916"/>
-          <w:tab w:val="left" w:pos="1832"/>
-          <w:tab w:val="left" w:pos="2748"/>
-          <w:tab w:val="left" w:pos="3664"/>
-          <w:tab w:val="left" w:pos="4580"/>
-          <w:tab w:val="left" w:pos="5496"/>
-          <w:tab w:val="left" w:pos="6412"/>
-          <w:tab w:val="left" w:pos="7328"/>
-          <w:tab w:val="left" w:pos="8244"/>
-          <w:tab w:val="left" w:pos="9160"/>
-          <w:tab w:val="left" w:pos="10076"/>
-          <w:tab w:val="left" w:pos="10992"/>
-          <w:tab w:val="left" w:pos="11908"/>
-          <w:tab w:val="left" w:pos="12824"/>
-          <w:tab w:val="left" w:pos="13740"/>
-          <w:tab w:val="left" w:pos="14656"/>
-        </w:tabs>
-        <w:wordWrap/>
-        <w:autoSpaceDE/>
-        <w:autoSpaceDN/>
-        <w:spacing w:after="0" w:line="240" w:lineRule="auto"/>
-        <w:jc w:val="left"/>
-        <w:rPr>
-          <w:rFonts w:ascii="굴림체" w:eastAsia="굴림체" w:hAnsi="굴림체" w:cs="굴림체"/>
-          <w:kern w:val="0"/>
-          <w:sz w:val="24"/>
-          <w:szCs w:val="24"/>
-        </w:rPr>
-      </w:pPr>
-      <w:r>
-        <w:rPr>
-          <w:rFonts w:ascii="굴림체" w:eastAsia="굴림체" w:hAnsi="굴림체" w:cs="굴림체"/>
-          <w:kern w:val="0"/>
-          <w:sz w:val="24"/>
-          <w:szCs w:val="24"/>
-        </w:rPr>
-        <w:t>2. 「장애학생을 위한 인공지능 및 에듀테크 활용 수업」직무연수 운영에 따른 강사 [가상 인물 A] 및 참교통을 다음과 같이 지급하고자 합니다.</w:t>
-      </w:r>
-    </w:p>
-    <w:p>
-      <w:pPr>
-        <w:widowControl/>
-        <w:tabs>
-          <w:tab w:val="left" w:pos="916"/>
-          <w:tab w:val="left" w:pos="1832"/>
-          <w:tab w:val="left" w:pos="2748"/>
-          <w:tab w:val="left" w:pos="3664"/>
-          <w:tab w:val="left" w:pos="4580"/>
-          <w:tab w:val="left" w:pos="5496"/>
-          <w:tab w:val="left" w:pos="6412"/>
-          <w:tab w:val="left" w:pos="7328"/>
-          <w:tab w:val="left" w:pos="8244"/>
-          <w:tab w:val="left" w:pos="9160"/>
-          <w:tab w:val="left" w:pos="10076"/>
-          <w:tab w:val="left" w:pos="10992"/>
-          <w:tab w:val="left" w:pos="11908"/>
-          <w:tab w:val="left" w:pos="12824"/>
-          <w:tab w:val="left" w:pos="13740"/>
-          <w:tab w:val="left" w:pos="14656"/>
-        </w:tabs>
-        <w:wordWrap/>
-        <w:autoSpaceDE/>
-        <w:autoSpaceDN/>
-        <w:spacing w:after="0" w:line="240" w:lineRule="auto"/>
-        <w:jc w:val="left"/>
-        <w:rPr>
-          <w:rFonts w:ascii="굴림체" w:eastAsia="굴림체" w:hAnsi="굴림체" w:cs="굴림체"/>
-          <w:kern w:val="0"/>
-          <w:sz w:val="24"/>
-          <w:szCs w:val="24"/>
-        </w:rPr>
-      </w:pPr>
-      <w:r>
-        <w:rPr>
-          <w:rFonts w:ascii="굴림체" w:eastAsia="굴림체" w:hAnsi="굴림체" w:cs="굴림체"/>
-          <w:kern w:val="0"/>
-          <w:sz w:val="24"/>
-          <w:szCs w:val="24"/>
-        </w:rPr>
-        <w:t xml:space="preserve">  가. 연수 기간: 2026. 5. 10..(목) ~ 6.19.(목) 총 5회(10시간)</w:t>
+        <w:t>1. 관련: 가상문서-0001(2026. 4. 10.) 장애학생을 위한 인공지능 및 에듀테크 활용 수업 직무연수 운영 계획</w:t>
+      </w:r>
+    </w:p>
+    <w:p>
+      <w:pPr>
+        <w:widowControl/>
+        <w:tabs>
+          <w:tab w:val="left" w:pos="916"/>
+          <w:tab w:val="left" w:pos="1832"/>
+          <w:tab w:val="left" w:pos="2748"/>
+          <w:tab w:val="left" w:pos="3664"/>
+          <w:tab w:val="left" w:pos="4580"/>
+          <w:tab w:val="left" w:pos="5496"/>
+          <w:tab w:val="left" w:pos="6412"/>
+          <w:tab w:val="left" w:pos="7328"/>
+          <w:tab w:val="left" w:pos="8244"/>
+          <w:tab w:val="left" w:pos="9160"/>
+          <w:tab w:val="left" w:pos="10076"/>
+          <w:tab w:val="left" w:pos="10992"/>
+          <w:tab w:val="left" w:pos="11908"/>
+          <w:tab w:val="left" w:pos="12824"/>
+          <w:tab w:val="left" w:pos="13740"/>
+          <w:tab w:val="left" w:pos="14656"/>
+        </w:tabs>
+        <w:wordWrap/>
+        <w:autoSpaceDE/>
+        <w:autoSpaceDN/>
+        <w:spacing w:after="0" w:line="240" w:lineRule="auto"/>
+        <w:jc w:val="left"/>
+        <w:rPr>
+          <w:rFonts w:ascii="굴림체" w:eastAsia="굴림체" w:hAnsi="굴림체" w:cs="굴림체"/>
+          <w:kern w:val="0"/>
+          <w:sz w:val="24"/>
+          <w:szCs w:val="24"/>
+        </w:rPr>
+      </w:pPr>
+      <w:r>
+        <w:rPr>
+          <w:rFonts w:ascii="굴림체" w:eastAsia="굴림체" w:hAnsi="굴림체" w:cs="굴림체"/>
+          <w:kern w:val="0"/>
+          <w:sz w:val="24"/>
+          <w:szCs w:val="24"/>
+        </w:rPr>
+        <w:t>2. 「장애학생을 위한 인공지능 및 에듀테크 활용 수업」직무연수 운영에 따른 강사 수당 및 참교통을 다음과 같이 지급하고자 합니다.</w:t>
+      </w:r>
+    </w:p>
+    <w:p>
+      <w:pPr>
+        <w:widowControl/>
+        <w:tabs>
+          <w:tab w:val="left" w:pos="916"/>
+          <w:tab w:val="left" w:pos="1832"/>
+          <w:tab w:val="left" w:pos="2748"/>
+          <w:tab w:val="left" w:pos="3664"/>
+          <w:tab w:val="left" w:pos="4580"/>
+          <w:tab w:val="left" w:pos="5496"/>
+          <w:tab w:val="left" w:pos="6412"/>
+          <w:tab w:val="left" w:pos="7328"/>
+          <w:tab w:val="left" w:pos="8244"/>
+          <w:tab w:val="left" w:pos="9160"/>
+          <w:tab w:val="left" w:pos="10076"/>
+          <w:tab w:val="left" w:pos="10992"/>
+          <w:tab w:val="left" w:pos="11908"/>
+          <w:tab w:val="left" w:pos="12824"/>
+          <w:tab w:val="left" w:pos="13740"/>
+          <w:tab w:val="left" w:pos="14656"/>
+        </w:tabs>
+        <w:wordWrap/>
+        <w:autoSpaceDE/>
+        <w:autoSpaceDN/>
+        <w:spacing w:after="0" w:line="240" w:lineRule="auto"/>
+        <w:jc w:val="left"/>
+        <w:rPr>
+          <w:rFonts w:ascii="굴림체" w:eastAsia="굴림체" w:hAnsi="굴림체" w:cs="굴림체"/>
+          <w:kern w:val="0"/>
+          <w:sz w:val="24"/>
+          <w:szCs w:val="24"/>
+        </w:rPr>
+      </w:pPr>
+      <w:r>
+        <w:rPr>
+          <w:rFonts w:ascii="굴림체" w:eastAsia="굴림체" w:hAnsi="굴림체" w:cs="굴림체"/>
+          <w:kern w:val="0"/>
+          <w:sz w:val="24"/>
+          <w:szCs w:val="24"/>
+        </w:rPr>
+        <w:t xml:space="preserve">  가. 연수 기간: 2026. 5. 10.(목) ~ 6.19.(목) 총 5회(10시간)</w:t>
       </w:r>
     </w:p>
     <w:p>
@@ -727,136 +727,136 @@
           <w:sz w:val="24"/>
           <w:szCs w:val="24"/>
         </w:rPr>
-        <w:t xml:space="preserve">     2. 「장애학생을 위한 인공지능 및 에듀테크 활용 수업」직무연수 강사 [가상 인물 A] 지급 내역 1부.</w:t>
-      </w:r>
-    </w:p>
-    <w:p>
-      <w:pPr>
-        <w:widowControl/>
-        <w:tabs>
-          <w:tab w:val="left" w:pos="916"/>
-          <w:tab w:val="left" w:pos="1832"/>
-          <w:tab w:val="left" w:pos="2748"/>
-          <w:tab w:val="left" w:pos="3664"/>
-          <w:tab w:val="left" w:pos="4580"/>
-          <w:tab w:val="left" w:pos="5496"/>
-          <w:tab w:val="left" w:pos="6412"/>
-          <w:tab w:val="left" w:pos="7328"/>
-          <w:tab w:val="left" w:pos="8244"/>
-          <w:tab w:val="left" w:pos="9160"/>
-          <w:tab w:val="left" w:pos="10076"/>
-          <w:tab w:val="left" w:pos="10992"/>
-          <w:tab w:val="left" w:pos="11908"/>
-          <w:tab w:val="left" w:pos="12824"/>
-          <w:tab w:val="left" w:pos="13740"/>
-          <w:tab w:val="left" w:pos="14656"/>
-        </w:tabs>
-        <w:wordWrap/>
-        <w:autoSpaceDE/>
-        <w:autoSpaceDN/>
-        <w:spacing w:after="0" w:line="240" w:lineRule="auto"/>
-        <w:jc w:val="left"/>
-        <w:rPr>
-          <w:rFonts w:ascii="굴림체" w:eastAsia="굴림체" w:hAnsi="굴림체" w:cs="굴림체"/>
-          <w:kern w:val="0"/>
-          <w:sz w:val="24"/>
-          <w:szCs w:val="24"/>
-        </w:rPr>
-      </w:pPr>
-      <w:r>
-        <w:rPr>
-          <w:rFonts w:ascii="굴림체" w:eastAsia="굴림체" w:hAnsi="굴림체" w:cs="굴림체"/>
-          <w:kern w:val="0"/>
-          <w:sz w:val="24"/>
-          <w:szCs w:val="24"/>
-        </w:rPr>
-        <w:t xml:space="preserve">     3. 「장애학생을 위한 인공지능 및 에듀테크 활용 수업」직무연수 강사 [가상 인물 A] 1부.</w:t>
-      </w:r>
-    </w:p>
-    <w:p>
-      <w:pPr>
-        <w:widowControl/>
-        <w:tabs>
-          <w:tab w:val="left" w:pos="916"/>
-          <w:tab w:val="left" w:pos="1832"/>
-          <w:tab w:val="left" w:pos="2748"/>
-          <w:tab w:val="left" w:pos="3664"/>
-          <w:tab w:val="left" w:pos="4580"/>
-          <w:tab w:val="left" w:pos="5496"/>
-          <w:tab w:val="left" w:pos="6412"/>
-          <w:tab w:val="left" w:pos="7328"/>
-          <w:tab w:val="left" w:pos="8244"/>
-          <w:tab w:val="left" w:pos="9160"/>
-          <w:tab w:val="left" w:pos="10076"/>
-          <w:tab w:val="left" w:pos="10992"/>
-          <w:tab w:val="left" w:pos="11908"/>
-          <w:tab w:val="left" w:pos="12824"/>
-          <w:tab w:val="left" w:pos="13740"/>
-          <w:tab w:val="left" w:pos="14656"/>
-        </w:tabs>
-        <w:wordWrap/>
-        <w:autoSpaceDE/>
-        <w:autoSpaceDN/>
-        <w:spacing w:after="0" w:line="240" w:lineRule="auto"/>
-        <w:jc w:val="left"/>
-        <w:rPr>
-          <w:rFonts w:ascii="굴림체" w:eastAsia="굴림체" w:hAnsi="굴림체" w:cs="굴림체"/>
-          <w:kern w:val="0"/>
-          <w:sz w:val="24"/>
-          <w:szCs w:val="24"/>
-        </w:rPr>
-      </w:pPr>
-      <w:r>
-        <w:rPr>
-          <w:rFonts w:ascii="굴림체" w:eastAsia="굴림체" w:hAnsi="굴림체" w:cs="굴림체"/>
-          <w:kern w:val="0"/>
-          <w:sz w:val="24"/>
-          <w:szCs w:val="24"/>
-        </w:rPr>
-        <w:t xml:space="preserve">     4. 「장애학생을 위한 인공지능 및 에듀테크 활용 수업」직무연수 강사[가상 인물 A] 1부.</w:t>
-      </w:r>
-    </w:p>
-    <w:p>
-      <w:pPr>
-        <w:widowControl/>
-        <w:tabs>
-          <w:tab w:val="left" w:pos="916"/>
-          <w:tab w:val="left" w:pos="1832"/>
-          <w:tab w:val="left" w:pos="2748"/>
-          <w:tab w:val="left" w:pos="3664"/>
-          <w:tab w:val="left" w:pos="4580"/>
-          <w:tab w:val="left" w:pos="5496"/>
-          <w:tab w:val="left" w:pos="6412"/>
-          <w:tab w:val="left" w:pos="7328"/>
-          <w:tab w:val="left" w:pos="8244"/>
-          <w:tab w:val="left" w:pos="9160"/>
-          <w:tab w:val="left" w:pos="10076"/>
-          <w:tab w:val="left" w:pos="10992"/>
-          <w:tab w:val="left" w:pos="11908"/>
-          <w:tab w:val="left" w:pos="12824"/>
-          <w:tab w:val="left" w:pos="13740"/>
-          <w:tab w:val="left" w:pos="14656"/>
-        </w:tabs>
-        <w:wordWrap/>
-        <w:autoSpaceDE/>
-        <w:autoSpaceDN/>
-        <w:spacing w:after="0" w:line="240" w:lineRule="auto"/>
-        <w:jc w:val="left"/>
-        <w:rPr>
-          <w:rFonts w:ascii="굴림체" w:eastAsia="굴림체" w:hAnsi="굴림체" w:cs="굴림체"/>
-          <w:kern w:val="0"/>
-          <w:sz w:val="24"/>
-          <w:szCs w:val="24"/>
-        </w:rPr>
-      </w:pPr>
-      <w:r>
-        <w:rPr>
-          <w:rFonts w:ascii="굴림체" w:eastAsia="굴림체" w:hAnsi="굴림체" w:cs="굴림체"/>
-          <w:kern w:val="0"/>
-          <w:sz w:val="24"/>
-          <w:szCs w:val="24"/>
-        </w:rPr>
-        <w:t xml:space="preserve">     5. 「장애학생을 위한 인공지능 및 에듀테크 활용 수업」직무연수 강사 [가상 인물 A] 5부.  끝.</w:t>
+        <w:t xml:space="preserve">     2. 「장애학생을 위한 인공지능 및 에듀테크 활용 수업」직무연수 강사 수당 지급 내역 1부.</w:t>
+      </w:r>
+    </w:p>
+    <w:p>
+      <w:pPr>
+        <w:widowControl/>
+        <w:tabs>
+          <w:tab w:val="left" w:pos="916"/>
+          <w:tab w:val="left" w:pos="1832"/>
+          <w:tab w:val="left" w:pos="2748"/>
+          <w:tab w:val="left" w:pos="3664"/>
+          <w:tab w:val="left" w:pos="4580"/>
+          <w:tab w:val="left" w:pos="5496"/>
+          <w:tab w:val="left" w:pos="6412"/>
+          <w:tab w:val="left" w:pos="7328"/>
+          <w:tab w:val="left" w:pos="8244"/>
+          <w:tab w:val="left" w:pos="9160"/>
+          <w:tab w:val="left" w:pos="10076"/>
+          <w:tab w:val="left" w:pos="10992"/>
+          <w:tab w:val="left" w:pos="11908"/>
+          <w:tab w:val="left" w:pos="12824"/>
+          <w:tab w:val="left" w:pos="13740"/>
+          <w:tab w:val="left" w:pos="14656"/>
+        </w:tabs>
+        <w:wordWrap/>
+        <w:autoSpaceDE/>
+        <w:autoSpaceDN/>
+        <w:spacing w:after="0" w:line="240" w:lineRule="auto"/>
+        <w:jc w:val="left"/>
+        <w:rPr>
+          <w:rFonts w:ascii="굴림체" w:eastAsia="굴림체" w:hAnsi="굴림체" w:cs="굴림체"/>
+          <w:kern w:val="0"/>
+          <w:sz w:val="24"/>
+          <w:szCs w:val="24"/>
+        </w:rPr>
+      </w:pPr>
+      <w:r>
+        <w:rPr>
+          <w:rFonts w:ascii="굴림체" w:eastAsia="굴림체" w:hAnsi="굴림체" w:cs="굴림체"/>
+          <w:kern w:val="0"/>
+          <w:sz w:val="24"/>
+          <w:szCs w:val="24"/>
+        </w:rPr>
+        <w:t xml:space="preserve">     3. 「장애학생을 위한 인공지능 및 에듀테크 활용 수업」직무연수 강사 등록부 1부.</w:t>
+      </w:r>
+    </w:p>
+    <w:p>
+      <w:pPr>
+        <w:widowControl/>
+        <w:tabs>
+          <w:tab w:val="left" w:pos="916"/>
+          <w:tab w:val="left" w:pos="1832"/>
+          <w:tab w:val="left" w:pos="2748"/>
+          <w:tab w:val="left" w:pos="3664"/>
+          <w:tab w:val="left" w:pos="4580"/>
+          <w:tab w:val="left" w:pos="5496"/>
+          <w:tab w:val="left" w:pos="6412"/>
+          <w:tab w:val="left" w:pos="7328"/>
+          <w:tab w:val="left" w:pos="8244"/>
+          <w:tab w:val="left" w:pos="9160"/>
+          <w:tab w:val="left" w:pos="10076"/>
+          <w:tab w:val="left" w:pos="10992"/>
+          <w:tab w:val="left" w:pos="11908"/>
+          <w:tab w:val="left" w:pos="12824"/>
+          <w:tab w:val="left" w:pos="13740"/>
+          <w:tab w:val="left" w:pos="14656"/>
+        </w:tabs>
+        <w:wordWrap/>
+        <w:autoSpaceDE/>
+        <w:autoSpaceDN/>
+        <w:spacing w:after="0" w:line="240" w:lineRule="auto"/>
+        <w:jc w:val="left"/>
+        <w:rPr>
+          <w:rFonts w:ascii="굴림체" w:eastAsia="굴림체" w:hAnsi="굴림체" w:cs="굴림체"/>
+          <w:kern w:val="0"/>
+          <w:sz w:val="24"/>
+          <w:szCs w:val="24"/>
+        </w:rPr>
+      </w:pPr>
+      <w:r>
+        <w:rPr>
+          <w:rFonts w:ascii="굴림체" w:eastAsia="굴림체" w:hAnsi="굴림체" w:cs="굴림체"/>
+          <w:kern w:val="0"/>
+          <w:sz w:val="24"/>
+          <w:szCs w:val="24"/>
+        </w:rPr>
+        <w:t xml:space="preserve">     4. 「장애학생을 위한 인공지능 및 에듀테크 활용 수업」직무연수 강사자료 1부.</w:t>
+      </w:r>
+    </w:p>
+    <w:p>
+      <w:pPr>
+        <w:widowControl/>
+        <w:tabs>
+          <w:tab w:val="left" w:pos="916"/>
+          <w:tab w:val="left" w:pos="1832"/>
+          <w:tab w:val="left" w:pos="2748"/>
+          <w:tab w:val="left" w:pos="3664"/>
+          <w:tab w:val="left" w:pos="4580"/>
+          <w:tab w:val="left" w:pos="5496"/>
+          <w:tab w:val="left" w:pos="6412"/>
+          <w:tab w:val="left" w:pos="7328"/>
+          <w:tab w:val="left" w:pos="8244"/>
+          <w:tab w:val="left" w:pos="9160"/>
+          <w:tab w:val="left" w:pos="10076"/>
+          <w:tab w:val="left" w:pos="10992"/>
+          <w:tab w:val="left" w:pos="11908"/>
+          <w:tab w:val="left" w:pos="12824"/>
+          <w:tab w:val="left" w:pos="13740"/>
+          <w:tab w:val="left" w:pos="14656"/>
+        </w:tabs>
+        <w:wordWrap/>
+        <w:autoSpaceDE/>
+        <w:autoSpaceDN/>
+        <w:spacing w:after="0" w:line="240" w:lineRule="auto"/>
+        <w:jc w:val="left"/>
+        <w:rPr>
+          <w:rFonts w:ascii="굴림체" w:eastAsia="굴림체" w:hAnsi="굴림체" w:cs="굴림체"/>
+          <w:kern w:val="0"/>
+          <w:sz w:val="24"/>
+          <w:szCs w:val="24"/>
+        </w:rPr>
+      </w:pPr>
+      <w:r>
+        <w:rPr>
+          <w:rFonts w:ascii="굴림체" w:eastAsia="굴림체" w:hAnsi="굴림체" w:cs="굴림체"/>
+          <w:kern w:val="0"/>
+          <w:sz w:val="24"/>
+          <w:szCs w:val="24"/>
+        </w:rPr>
+        <w:t xml:space="preserve">     5. 「장애학생을 위한 인공지능 및 에듀테크 활용 수업」직무연수 강사 인적사항 5부.  끝.</w:t>
       </w:r>
     </w:p>
     <w:p>
@@ -886,7 +886,7 @@
           <w:sz w:val="27"/>
           <w:szCs w:val="27"/>
         </w:rPr>
-        <w:t>B. 통합학급 교사 [가상 인물 A] (실제 사례 기반)</w:t>
+        <w:t>B. 통합학급 교사 연수 (실제 사례 기반)</w:t>
       </w:r>
     </w:p>
     <w:p>
@@ -1006,93 +1006,93 @@
           <w:sz w:val="24"/>
           <w:szCs w:val="24"/>
         </w:rPr>
-        <w:t>1. 관련: 가상문서-0001(2026. 4. 23..) 통합학급 교(원)장·감 특수교육 지원 역량강화 연수 운영 계획</w:t>
-      </w:r>
-    </w:p>
-    <w:p>
-      <w:pPr>
-        <w:widowControl/>
-        <w:tabs>
-          <w:tab w:val="left" w:pos="916"/>
-          <w:tab w:val="left" w:pos="1832"/>
-          <w:tab w:val="left" w:pos="2748"/>
-          <w:tab w:val="left" w:pos="3664"/>
-          <w:tab w:val="left" w:pos="4580"/>
-          <w:tab w:val="left" w:pos="5496"/>
-          <w:tab w:val="left" w:pos="6412"/>
-          <w:tab w:val="left" w:pos="7328"/>
-          <w:tab w:val="left" w:pos="8244"/>
-          <w:tab w:val="left" w:pos="9160"/>
-          <w:tab w:val="left" w:pos="10076"/>
-          <w:tab w:val="left" w:pos="10992"/>
-          <w:tab w:val="left" w:pos="11908"/>
-          <w:tab w:val="left" w:pos="12824"/>
-          <w:tab w:val="left" w:pos="13740"/>
-          <w:tab w:val="left" w:pos="14656"/>
-        </w:tabs>
-        <w:wordWrap/>
-        <w:autoSpaceDE/>
-        <w:autoSpaceDN/>
-        <w:spacing w:after="0" w:line="240" w:lineRule="auto"/>
-        <w:jc w:val="left"/>
-        <w:rPr>
-          <w:rFonts w:ascii="굴림체" w:eastAsia="굴림체" w:hAnsi="굴림체" w:cs="굴림체"/>
-          <w:kern w:val="0"/>
-          <w:sz w:val="24"/>
-          <w:szCs w:val="24"/>
-        </w:rPr>
-      </w:pPr>
-      <w:r>
-        <w:rPr>
-          <w:rFonts w:ascii="굴림체" w:eastAsia="굴림체" w:hAnsi="굴림체" w:cs="굴림체"/>
-          <w:kern w:val="0"/>
-          <w:sz w:val="24"/>
-          <w:szCs w:val="24"/>
-        </w:rPr>
-        <w:t>2. 「통합학급 교(원)장·감 특수교육지원 역량강화」직무연수 운영에 따른 강사 [가상 인물 A] 다음과 같이 지급하고자 합니다.</w:t>
-      </w:r>
-    </w:p>
-    <w:p>
-      <w:pPr>
-        <w:widowControl/>
-        <w:tabs>
-          <w:tab w:val="left" w:pos="916"/>
-          <w:tab w:val="left" w:pos="1832"/>
-          <w:tab w:val="left" w:pos="2748"/>
-          <w:tab w:val="left" w:pos="3664"/>
-          <w:tab w:val="left" w:pos="4580"/>
-          <w:tab w:val="left" w:pos="5496"/>
-          <w:tab w:val="left" w:pos="6412"/>
-          <w:tab w:val="left" w:pos="7328"/>
-          <w:tab w:val="left" w:pos="8244"/>
-          <w:tab w:val="left" w:pos="9160"/>
-          <w:tab w:val="left" w:pos="10076"/>
-          <w:tab w:val="left" w:pos="10992"/>
-          <w:tab w:val="left" w:pos="11908"/>
-          <w:tab w:val="left" w:pos="12824"/>
-          <w:tab w:val="left" w:pos="13740"/>
-          <w:tab w:val="left" w:pos="14656"/>
-        </w:tabs>
-        <w:wordWrap/>
-        <w:autoSpaceDE/>
-        <w:autoSpaceDN/>
-        <w:spacing w:after="0" w:line="240" w:lineRule="auto"/>
-        <w:jc w:val="left"/>
-        <w:rPr>
-          <w:rFonts w:ascii="굴림체" w:eastAsia="굴림체" w:hAnsi="굴림체" w:cs="굴림체"/>
-          <w:kern w:val="0"/>
-          <w:sz w:val="24"/>
-          <w:szCs w:val="24"/>
-        </w:rPr>
-      </w:pPr>
-      <w:r>
-        <w:rPr>
-          <w:rFonts w:ascii="굴림체" w:eastAsia="굴림체" w:hAnsi="굴림체" w:cs="굴림체"/>
-          <w:kern w:val="0"/>
-          <w:sz w:val="24"/>
-          <w:szCs w:val="24"/>
-        </w:rPr>
-        <w:t xml:space="preserve">  가. 연수 기간: 2026. 5. 10..(목)~6.12.(목) 13:30-16:30</w:t>
+        <w:t>1. 관련: 가상문서-0001(2026. 4. 23.) 통합학급 교(원)장·감 특수교육 지원 역량강화 연수 운영 계획</w:t>
+      </w:r>
+    </w:p>
+    <w:p>
+      <w:pPr>
+        <w:widowControl/>
+        <w:tabs>
+          <w:tab w:val="left" w:pos="916"/>
+          <w:tab w:val="left" w:pos="1832"/>
+          <w:tab w:val="left" w:pos="2748"/>
+          <w:tab w:val="left" w:pos="3664"/>
+          <w:tab w:val="left" w:pos="4580"/>
+          <w:tab w:val="left" w:pos="5496"/>
+          <w:tab w:val="left" w:pos="6412"/>
+          <w:tab w:val="left" w:pos="7328"/>
+          <w:tab w:val="left" w:pos="8244"/>
+          <w:tab w:val="left" w:pos="9160"/>
+          <w:tab w:val="left" w:pos="10076"/>
+          <w:tab w:val="left" w:pos="10992"/>
+          <w:tab w:val="left" w:pos="11908"/>
+          <w:tab w:val="left" w:pos="12824"/>
+          <w:tab w:val="left" w:pos="13740"/>
+          <w:tab w:val="left" w:pos="14656"/>
+        </w:tabs>
+        <w:wordWrap/>
+        <w:autoSpaceDE/>
+        <w:autoSpaceDN/>
+        <w:spacing w:after="0" w:line="240" w:lineRule="auto"/>
+        <w:jc w:val="left"/>
+        <w:rPr>
+          <w:rFonts w:ascii="굴림체" w:eastAsia="굴림체" w:hAnsi="굴림체" w:cs="굴림체"/>
+          <w:kern w:val="0"/>
+          <w:sz w:val="24"/>
+          <w:szCs w:val="24"/>
+        </w:rPr>
+      </w:pPr>
+      <w:r>
+        <w:rPr>
+          <w:rFonts w:ascii="굴림체" w:eastAsia="굴림체" w:hAnsi="굴림체" w:cs="굴림체"/>
+          <w:kern w:val="0"/>
+          <w:sz w:val="24"/>
+          <w:szCs w:val="24"/>
+        </w:rPr>
+        <w:t>2. 「통합학급 교(원)장·감 특수교육지원 역량강화」직무연수 운영에 따른 강사 수당을 다음과 같이 지급하고자 합니다.</w:t>
+      </w:r>
+    </w:p>
+    <w:p>
+      <w:pPr>
+        <w:widowControl/>
+        <w:tabs>
+          <w:tab w:val="left" w:pos="916"/>
+          <w:tab w:val="left" w:pos="1832"/>
+          <w:tab w:val="left" w:pos="2748"/>
+          <w:tab w:val="left" w:pos="3664"/>
+          <w:tab w:val="left" w:pos="4580"/>
+          <w:tab w:val="left" w:pos="5496"/>
+          <w:tab w:val="left" w:pos="6412"/>
+          <w:tab w:val="left" w:pos="7328"/>
+          <w:tab w:val="left" w:pos="8244"/>
+          <w:tab w:val="left" w:pos="9160"/>
+          <w:tab w:val="left" w:pos="10076"/>
+          <w:tab w:val="left" w:pos="10992"/>
+          <w:tab w:val="left" w:pos="11908"/>
+          <w:tab w:val="left" w:pos="12824"/>
+          <w:tab w:val="left" w:pos="13740"/>
+          <w:tab w:val="left" w:pos="14656"/>
+        </w:tabs>
+        <w:wordWrap/>
+        <w:autoSpaceDE/>
+        <w:autoSpaceDN/>
+        <w:spacing w:after="0" w:line="240" w:lineRule="auto"/>
+        <w:jc w:val="left"/>
+        <w:rPr>
+          <w:rFonts w:ascii="굴림체" w:eastAsia="굴림체" w:hAnsi="굴림체" w:cs="굴림체"/>
+          <w:kern w:val="0"/>
+          <w:sz w:val="24"/>
+          <w:szCs w:val="24"/>
+        </w:rPr>
+      </w:pPr>
+      <w:r>
+        <w:rPr>
+          <w:rFonts w:ascii="굴림체" w:eastAsia="굴림체" w:hAnsi="굴림체" w:cs="굴림체"/>
+          <w:kern w:val="0"/>
+          <w:sz w:val="24"/>
+          <w:szCs w:val="24"/>
+        </w:rPr>
+        <w:t xml:space="preserve">  가. 연수 기간: 2026. 5. 10.(목)~6.12.(목) 13:30-16:30</w:t>
       </w:r>
     </w:p>
     <w:p>
@@ -1222,7 +1222,7 @@
           <w:sz w:val="24"/>
           <w:szCs w:val="24"/>
         </w:rPr>
-        <w:t xml:space="preserve">  라. 지급대상: [가상 인물 A] 강사 및 공연팀</w:t>
+        <w:t xml:space="preserve">  라. 지급대상: 연수 강사 및 공연팀</w:t>
       </w:r>
     </w:p>
     <w:p>
@@ -1428,136 +1428,136 @@
           <w:sz w:val="24"/>
           <w:szCs w:val="24"/>
         </w:rPr>
-        <w:t xml:space="preserve">     2. 통합학급 교(원)장·감 특수교육지원 역량강화 직무연수 강사 [가상 인물 A] 지급 내역 1부.</w:t>
-      </w:r>
-    </w:p>
-    <w:p>
-      <w:pPr>
-        <w:widowControl/>
-        <w:tabs>
-          <w:tab w:val="left" w:pos="916"/>
-          <w:tab w:val="left" w:pos="1832"/>
-          <w:tab w:val="left" w:pos="2748"/>
-          <w:tab w:val="left" w:pos="3664"/>
-          <w:tab w:val="left" w:pos="4580"/>
-          <w:tab w:val="left" w:pos="5496"/>
-          <w:tab w:val="left" w:pos="6412"/>
-          <w:tab w:val="left" w:pos="7328"/>
-          <w:tab w:val="left" w:pos="8244"/>
-          <w:tab w:val="left" w:pos="9160"/>
-          <w:tab w:val="left" w:pos="10076"/>
-          <w:tab w:val="left" w:pos="10992"/>
-          <w:tab w:val="left" w:pos="11908"/>
-          <w:tab w:val="left" w:pos="12824"/>
-          <w:tab w:val="left" w:pos="13740"/>
-          <w:tab w:val="left" w:pos="14656"/>
-        </w:tabs>
-        <w:wordWrap/>
-        <w:autoSpaceDE/>
-        <w:autoSpaceDN/>
-        <w:spacing w:after="0" w:line="240" w:lineRule="auto"/>
-        <w:jc w:val="left"/>
-        <w:rPr>
-          <w:rFonts w:ascii="굴림체" w:eastAsia="굴림체" w:hAnsi="굴림체" w:cs="굴림체"/>
-          <w:kern w:val="0"/>
-          <w:sz w:val="24"/>
-          <w:szCs w:val="24"/>
-        </w:rPr>
-      </w:pPr>
-      <w:r>
-        <w:rPr>
-          <w:rFonts w:ascii="굴림체" w:eastAsia="굴림체" w:hAnsi="굴림체" w:cs="굴림체"/>
-          <w:kern w:val="0"/>
-          <w:sz w:val="24"/>
-          <w:szCs w:val="24"/>
-        </w:rPr>
-        <w:t xml:space="preserve">     3. 통합학급 교(원)장·감 특수교육지원 역량강화 직무연수 강사 [가상 인물 A] 2부.</w:t>
-      </w:r>
-    </w:p>
-    <w:p>
-      <w:pPr>
-        <w:widowControl/>
-        <w:tabs>
-          <w:tab w:val="left" w:pos="916"/>
-          <w:tab w:val="left" w:pos="1832"/>
-          <w:tab w:val="left" w:pos="2748"/>
-          <w:tab w:val="left" w:pos="3664"/>
-          <w:tab w:val="left" w:pos="4580"/>
-          <w:tab w:val="left" w:pos="5496"/>
-          <w:tab w:val="left" w:pos="6412"/>
-          <w:tab w:val="left" w:pos="7328"/>
-          <w:tab w:val="left" w:pos="8244"/>
-          <w:tab w:val="left" w:pos="9160"/>
-          <w:tab w:val="left" w:pos="10076"/>
-          <w:tab w:val="left" w:pos="10992"/>
-          <w:tab w:val="left" w:pos="11908"/>
-          <w:tab w:val="left" w:pos="12824"/>
-          <w:tab w:val="left" w:pos="13740"/>
-          <w:tab w:val="left" w:pos="14656"/>
-        </w:tabs>
-        <w:wordWrap/>
-        <w:autoSpaceDE/>
-        <w:autoSpaceDN/>
-        <w:spacing w:after="0" w:line="240" w:lineRule="auto"/>
-        <w:jc w:val="left"/>
-        <w:rPr>
-          <w:rFonts w:ascii="굴림체" w:eastAsia="굴림체" w:hAnsi="굴림체" w:cs="굴림체"/>
-          <w:kern w:val="0"/>
-          <w:sz w:val="24"/>
-          <w:szCs w:val="24"/>
-        </w:rPr>
-      </w:pPr>
-      <w:r>
-        <w:rPr>
-          <w:rFonts w:ascii="굴림체" w:eastAsia="굴림체" w:hAnsi="굴림체" w:cs="굴림체"/>
-          <w:kern w:val="0"/>
-          <w:sz w:val="24"/>
-          <w:szCs w:val="24"/>
-        </w:rPr>
-        <w:t xml:space="preserve">     4. 통합학급 교(원)장·감 특수교육지원 역량강화 직무연수 강사[가상 인물 A] 8부.</w:t>
-      </w:r>
-    </w:p>
-    <w:p>
-      <w:pPr>
-        <w:widowControl/>
-        <w:tabs>
-          <w:tab w:val="left" w:pos="916"/>
-          <w:tab w:val="left" w:pos="1832"/>
-          <w:tab w:val="left" w:pos="2748"/>
-          <w:tab w:val="left" w:pos="3664"/>
-          <w:tab w:val="left" w:pos="4580"/>
-          <w:tab w:val="left" w:pos="5496"/>
-          <w:tab w:val="left" w:pos="6412"/>
-          <w:tab w:val="left" w:pos="7328"/>
-          <w:tab w:val="left" w:pos="8244"/>
-          <w:tab w:val="left" w:pos="9160"/>
-          <w:tab w:val="left" w:pos="10076"/>
-          <w:tab w:val="left" w:pos="10992"/>
-          <w:tab w:val="left" w:pos="11908"/>
-          <w:tab w:val="left" w:pos="12824"/>
-          <w:tab w:val="left" w:pos="13740"/>
-          <w:tab w:val="left" w:pos="14656"/>
-        </w:tabs>
-        <w:wordWrap/>
-        <w:autoSpaceDE/>
-        <w:autoSpaceDN/>
-        <w:spacing w:after="0" w:line="240" w:lineRule="auto"/>
-        <w:jc w:val="left"/>
-        <w:rPr>
-          <w:rFonts w:ascii="굴림체" w:eastAsia="굴림체" w:hAnsi="굴림체" w:cs="굴림체"/>
-          <w:kern w:val="0"/>
-          <w:sz w:val="24"/>
-          <w:szCs w:val="24"/>
-        </w:rPr>
-      </w:pPr>
-      <w:r>
-        <w:rPr>
-          <w:rFonts w:ascii="굴림체" w:eastAsia="굴림체" w:hAnsi="굴림체" w:cs="굴림체"/>
-          <w:kern w:val="0"/>
-          <w:sz w:val="24"/>
-          <w:szCs w:val="24"/>
-        </w:rPr>
-        <w:t xml:space="preserve">     5. 통합학급 교(원)장·감 특수교육지원 역량강화 직무연수 강사 [가상 인물 A] 공연팀 2부.  끝.</w:t>
+        <w:t xml:space="preserve">     2. 통합학급 교(원)장·감 특수교육지원 역량강화 직무연수 강사 수당 지급 내역 1부.</w:t>
+      </w:r>
+    </w:p>
+    <w:p>
+      <w:pPr>
+        <w:widowControl/>
+        <w:tabs>
+          <w:tab w:val="left" w:pos="916"/>
+          <w:tab w:val="left" w:pos="1832"/>
+          <w:tab w:val="left" w:pos="2748"/>
+          <w:tab w:val="left" w:pos="3664"/>
+          <w:tab w:val="left" w:pos="4580"/>
+          <w:tab w:val="left" w:pos="5496"/>
+          <w:tab w:val="left" w:pos="6412"/>
+          <w:tab w:val="left" w:pos="7328"/>
+          <w:tab w:val="left" w:pos="8244"/>
+          <w:tab w:val="left" w:pos="9160"/>
+          <w:tab w:val="left" w:pos="10076"/>
+          <w:tab w:val="left" w:pos="10992"/>
+          <w:tab w:val="left" w:pos="11908"/>
+          <w:tab w:val="left" w:pos="12824"/>
+          <w:tab w:val="left" w:pos="13740"/>
+          <w:tab w:val="left" w:pos="14656"/>
+        </w:tabs>
+        <w:wordWrap/>
+        <w:autoSpaceDE/>
+        <w:autoSpaceDN/>
+        <w:spacing w:after="0" w:line="240" w:lineRule="auto"/>
+        <w:jc w:val="left"/>
+        <w:rPr>
+          <w:rFonts w:ascii="굴림체" w:eastAsia="굴림체" w:hAnsi="굴림체" w:cs="굴림체"/>
+          <w:kern w:val="0"/>
+          <w:sz w:val="24"/>
+          <w:szCs w:val="24"/>
+        </w:rPr>
+      </w:pPr>
+      <w:r>
+        <w:rPr>
+          <w:rFonts w:ascii="굴림체" w:eastAsia="굴림체" w:hAnsi="굴림체" w:cs="굴림체"/>
+          <w:kern w:val="0"/>
+          <w:sz w:val="24"/>
+          <w:szCs w:val="24"/>
+        </w:rPr>
+        <w:t xml:space="preserve">     3. 통합학급 교(원)장·감 특수교육지원 역량강화 직무연수 강사 등록부 2부.</w:t>
+      </w:r>
+    </w:p>
+    <w:p>
+      <w:pPr>
+        <w:widowControl/>
+        <w:tabs>
+          <w:tab w:val="left" w:pos="916"/>
+          <w:tab w:val="left" w:pos="1832"/>
+          <w:tab w:val="left" w:pos="2748"/>
+          <w:tab w:val="left" w:pos="3664"/>
+          <w:tab w:val="left" w:pos="4580"/>
+          <w:tab w:val="left" w:pos="5496"/>
+          <w:tab w:val="left" w:pos="6412"/>
+          <w:tab w:val="left" w:pos="7328"/>
+          <w:tab w:val="left" w:pos="8244"/>
+          <w:tab w:val="left" w:pos="9160"/>
+          <w:tab w:val="left" w:pos="10076"/>
+          <w:tab w:val="left" w:pos="10992"/>
+          <w:tab w:val="left" w:pos="11908"/>
+          <w:tab w:val="left" w:pos="12824"/>
+          <w:tab w:val="left" w:pos="13740"/>
+          <w:tab w:val="left" w:pos="14656"/>
+        </w:tabs>
+        <w:wordWrap/>
+        <w:autoSpaceDE/>
+        <w:autoSpaceDN/>
+        <w:spacing w:after="0" w:line="240" w:lineRule="auto"/>
+        <w:jc w:val="left"/>
+        <w:rPr>
+          <w:rFonts w:ascii="굴림체" w:eastAsia="굴림체" w:hAnsi="굴림체" w:cs="굴림체"/>
+          <w:kern w:val="0"/>
+          <w:sz w:val="24"/>
+          <w:szCs w:val="24"/>
+        </w:rPr>
+      </w:pPr>
+      <w:r>
+        <w:rPr>
+          <w:rFonts w:ascii="굴림체" w:eastAsia="굴림체" w:hAnsi="굴림체" w:cs="굴림체"/>
+          <w:kern w:val="0"/>
+          <w:sz w:val="24"/>
+          <w:szCs w:val="24"/>
+        </w:rPr>
+        <w:t xml:space="preserve">     4. 통합학급 교(원)장·감 특수교육지원 역량강화 직무연수 강사자료 8부.</w:t>
+      </w:r>
+    </w:p>
+    <w:p>
+      <w:pPr>
+        <w:widowControl/>
+        <w:tabs>
+          <w:tab w:val="left" w:pos="916"/>
+          <w:tab w:val="left" w:pos="1832"/>
+          <w:tab w:val="left" w:pos="2748"/>
+          <w:tab w:val="left" w:pos="3664"/>
+          <w:tab w:val="left" w:pos="4580"/>
+          <w:tab w:val="left" w:pos="5496"/>
+          <w:tab w:val="left" w:pos="6412"/>
+          <w:tab w:val="left" w:pos="7328"/>
+          <w:tab w:val="left" w:pos="8244"/>
+          <w:tab w:val="left" w:pos="9160"/>
+          <w:tab w:val="left" w:pos="10076"/>
+          <w:tab w:val="left" w:pos="10992"/>
+          <w:tab w:val="left" w:pos="11908"/>
+          <w:tab w:val="left" w:pos="12824"/>
+          <w:tab w:val="left" w:pos="13740"/>
+          <w:tab w:val="left" w:pos="14656"/>
+        </w:tabs>
+        <w:wordWrap/>
+        <w:autoSpaceDE/>
+        <w:autoSpaceDN/>
+        <w:spacing w:after="0" w:line="240" w:lineRule="auto"/>
+        <w:jc w:val="left"/>
+        <w:rPr>
+          <w:rFonts w:ascii="굴림체" w:eastAsia="굴림체" w:hAnsi="굴림체" w:cs="굴림체"/>
+          <w:kern w:val="0"/>
+          <w:sz w:val="24"/>
+          <w:szCs w:val="24"/>
+        </w:rPr>
+      </w:pPr>
+      <w:r>
+        <w:rPr>
+          <w:rFonts w:ascii="굴림체" w:eastAsia="굴림체" w:hAnsi="굴림체" w:cs="굴림체"/>
+          <w:kern w:val="0"/>
+          <w:sz w:val="24"/>
+          <w:szCs w:val="24"/>
+        </w:rPr>
+        <w:t xml:space="preserve">     5. 통합학급 교(원)장·감 특수교육지원 역량강화 직무연수 강사 인적사항 공연팀 2부.  끝.</w:t>
       </w:r>
     </w:p>
     <w:p>
@@ -1707,93 +1707,93 @@
           <w:sz w:val="24"/>
           <w:szCs w:val="24"/>
         </w:rPr>
-        <w:t>1. 관련: 가상문서-0001(2026. 4. 10..) 「보고서도 브랜딩이다! 읽히는 글, 인정받는 글 만들기」현장기획 직무연수 운영계획</w:t>
-      </w:r>
-    </w:p>
-    <w:p>
-      <w:pPr>
-        <w:widowControl/>
-        <w:tabs>
-          <w:tab w:val="left" w:pos="916"/>
-          <w:tab w:val="left" w:pos="1832"/>
-          <w:tab w:val="left" w:pos="2748"/>
-          <w:tab w:val="left" w:pos="3664"/>
-          <w:tab w:val="left" w:pos="4580"/>
-          <w:tab w:val="left" w:pos="5496"/>
-          <w:tab w:val="left" w:pos="6412"/>
-          <w:tab w:val="left" w:pos="7328"/>
-          <w:tab w:val="left" w:pos="8244"/>
-          <w:tab w:val="left" w:pos="9160"/>
-          <w:tab w:val="left" w:pos="10076"/>
-          <w:tab w:val="left" w:pos="10992"/>
-          <w:tab w:val="left" w:pos="11908"/>
-          <w:tab w:val="left" w:pos="12824"/>
-          <w:tab w:val="left" w:pos="13740"/>
-          <w:tab w:val="left" w:pos="14656"/>
-        </w:tabs>
-        <w:wordWrap/>
-        <w:autoSpaceDE/>
-        <w:autoSpaceDN/>
-        <w:spacing w:after="0" w:line="240" w:lineRule="auto"/>
-        <w:jc w:val="left"/>
-        <w:rPr>
-          <w:rFonts w:ascii="굴림체" w:eastAsia="굴림체" w:hAnsi="굴림체" w:cs="굴림체"/>
-          <w:kern w:val="0"/>
-          <w:sz w:val="24"/>
-          <w:szCs w:val="24"/>
-        </w:rPr>
-      </w:pPr>
-      <w:r>
-        <w:rPr>
-          <w:rFonts w:ascii="굴림체" w:eastAsia="굴림체" w:hAnsi="굴림체" w:cs="굴림체"/>
-          <w:kern w:val="0"/>
-          <w:sz w:val="24"/>
-          <w:szCs w:val="24"/>
-        </w:rPr>
-        <w:t>2. 「보고서도 브랜딩이다! 읽히는 글, 인정받는 글 만들기」현장기획 직무연수 운영에 따른 강사 [가상 인물 A] 및 참교통을 다음과 같이 지급하고자 합니다.</w:t>
-      </w:r>
-    </w:p>
-    <w:p>
-      <w:pPr>
-        <w:widowControl/>
-        <w:tabs>
-          <w:tab w:val="left" w:pos="916"/>
-          <w:tab w:val="left" w:pos="1832"/>
-          <w:tab w:val="left" w:pos="2748"/>
-          <w:tab w:val="left" w:pos="3664"/>
-          <w:tab w:val="left" w:pos="4580"/>
-          <w:tab w:val="left" w:pos="5496"/>
-          <w:tab w:val="left" w:pos="6412"/>
-          <w:tab w:val="left" w:pos="7328"/>
-          <w:tab w:val="left" w:pos="8244"/>
-          <w:tab w:val="left" w:pos="9160"/>
-          <w:tab w:val="left" w:pos="10076"/>
-          <w:tab w:val="left" w:pos="10992"/>
-          <w:tab w:val="left" w:pos="11908"/>
-          <w:tab w:val="left" w:pos="12824"/>
-          <w:tab w:val="left" w:pos="13740"/>
-          <w:tab w:val="left" w:pos="14656"/>
-        </w:tabs>
-        <w:wordWrap/>
-        <w:autoSpaceDE/>
-        <w:autoSpaceDN/>
-        <w:spacing w:after="0" w:line="240" w:lineRule="auto"/>
-        <w:jc w:val="left"/>
-        <w:rPr>
-          <w:rFonts w:ascii="굴림체" w:eastAsia="굴림체" w:hAnsi="굴림체" w:cs="굴림체"/>
-          <w:kern w:val="0"/>
-          <w:sz w:val="24"/>
-          <w:szCs w:val="24"/>
-        </w:rPr>
-      </w:pPr>
-      <w:r>
-        <w:rPr>
-          <w:rFonts w:ascii="굴림체" w:eastAsia="굴림체" w:hAnsi="굴림체" w:cs="굴림체"/>
-          <w:kern w:val="0"/>
-          <w:sz w:val="24"/>
-          <w:szCs w:val="24"/>
-        </w:rPr>
-        <w:t xml:space="preserve">  가. 연수 기간: 2026. 5. 6..(수) 14:30-16:30 (총 2시간)</w:t>
+        <w:t>1. 관련: 가상문서-0001(2026. 4. 10.) 「보고서도 브랜딩이다! 읽히는 글, 인정받는 글 만들기」현장기획 직무연수 운영계획</w:t>
+      </w:r>
+    </w:p>
+    <w:p>
+      <w:pPr>
+        <w:widowControl/>
+        <w:tabs>
+          <w:tab w:val="left" w:pos="916"/>
+          <w:tab w:val="left" w:pos="1832"/>
+          <w:tab w:val="left" w:pos="2748"/>
+          <w:tab w:val="left" w:pos="3664"/>
+          <w:tab w:val="left" w:pos="4580"/>
+          <w:tab w:val="left" w:pos="5496"/>
+          <w:tab w:val="left" w:pos="6412"/>
+          <w:tab w:val="left" w:pos="7328"/>
+          <w:tab w:val="left" w:pos="8244"/>
+          <w:tab w:val="left" w:pos="9160"/>
+          <w:tab w:val="left" w:pos="10076"/>
+          <w:tab w:val="left" w:pos="10992"/>
+          <w:tab w:val="left" w:pos="11908"/>
+          <w:tab w:val="left" w:pos="12824"/>
+          <w:tab w:val="left" w:pos="13740"/>
+          <w:tab w:val="left" w:pos="14656"/>
+        </w:tabs>
+        <w:wordWrap/>
+        <w:autoSpaceDE/>
+        <w:autoSpaceDN/>
+        <w:spacing w:after="0" w:line="240" w:lineRule="auto"/>
+        <w:jc w:val="left"/>
+        <w:rPr>
+          <w:rFonts w:ascii="굴림체" w:eastAsia="굴림체" w:hAnsi="굴림체" w:cs="굴림체"/>
+          <w:kern w:val="0"/>
+          <w:sz w:val="24"/>
+          <w:szCs w:val="24"/>
+        </w:rPr>
+      </w:pPr>
+      <w:r>
+        <w:rPr>
+          <w:rFonts w:ascii="굴림체" w:eastAsia="굴림체" w:hAnsi="굴림체" w:cs="굴림체"/>
+          <w:kern w:val="0"/>
+          <w:sz w:val="24"/>
+          <w:szCs w:val="24"/>
+        </w:rPr>
+        <w:t>2. 「보고서도 브랜딩이다! 읽히는 글, 인정받는 글 만들기」현장기획 직무연수 운영에 따른 강사 수당 및 참교통을 다음과 같이 지급하고자 합니다.</w:t>
+      </w:r>
+    </w:p>
+    <w:p>
+      <w:pPr>
+        <w:widowControl/>
+        <w:tabs>
+          <w:tab w:val="left" w:pos="916"/>
+          <w:tab w:val="left" w:pos="1832"/>
+          <w:tab w:val="left" w:pos="2748"/>
+          <w:tab w:val="left" w:pos="3664"/>
+          <w:tab w:val="left" w:pos="4580"/>
+          <w:tab w:val="left" w:pos="5496"/>
+          <w:tab w:val="left" w:pos="6412"/>
+          <w:tab w:val="left" w:pos="7328"/>
+          <w:tab w:val="left" w:pos="8244"/>
+          <w:tab w:val="left" w:pos="9160"/>
+          <w:tab w:val="left" w:pos="10076"/>
+          <w:tab w:val="left" w:pos="10992"/>
+          <w:tab w:val="left" w:pos="11908"/>
+          <w:tab w:val="left" w:pos="12824"/>
+          <w:tab w:val="left" w:pos="13740"/>
+          <w:tab w:val="left" w:pos="14656"/>
+        </w:tabs>
+        <w:wordWrap/>
+        <w:autoSpaceDE/>
+        <w:autoSpaceDN/>
+        <w:spacing w:after="0" w:line="240" w:lineRule="auto"/>
+        <w:jc w:val="left"/>
+        <w:rPr>
+          <w:rFonts w:ascii="굴림체" w:eastAsia="굴림체" w:hAnsi="굴림체" w:cs="굴림체"/>
+          <w:kern w:val="0"/>
+          <w:sz w:val="24"/>
+          <w:szCs w:val="24"/>
+        </w:rPr>
+      </w:pPr>
+      <w:r>
+        <w:rPr>
+          <w:rFonts w:ascii="굴림체" w:eastAsia="굴림체" w:hAnsi="굴림체" w:cs="굴림체"/>
+          <w:kern w:val="0"/>
+          <w:sz w:val="24"/>
+          <w:szCs w:val="24"/>
+        </w:rPr>
+        <w:t xml:space="preserve">  가. 연수 기간: 2026. 5. 6.(수) 14:30-16:30 (총 2시간)</w:t>
       </w:r>
     </w:p>
     <w:p>
@@ -2128,136 +2128,136 @@
           <w:sz w:val="24"/>
           <w:szCs w:val="24"/>
         </w:rPr>
-        <w:t xml:space="preserve">     2. 「보고서도 브랜딩이다! 읽히는 글, 인정받는 글 만들기」직무연수 강사 [가상 인물 A] 지급 내역 1부.</w:t>
-      </w:r>
-    </w:p>
-    <w:p>
-      <w:pPr>
-        <w:widowControl/>
-        <w:tabs>
-          <w:tab w:val="left" w:pos="916"/>
-          <w:tab w:val="left" w:pos="1832"/>
-          <w:tab w:val="left" w:pos="2748"/>
-          <w:tab w:val="left" w:pos="3664"/>
-          <w:tab w:val="left" w:pos="4580"/>
-          <w:tab w:val="left" w:pos="5496"/>
-          <w:tab w:val="left" w:pos="6412"/>
-          <w:tab w:val="left" w:pos="7328"/>
-          <w:tab w:val="left" w:pos="8244"/>
-          <w:tab w:val="left" w:pos="9160"/>
-          <w:tab w:val="left" w:pos="10076"/>
-          <w:tab w:val="left" w:pos="10992"/>
-          <w:tab w:val="left" w:pos="11908"/>
-          <w:tab w:val="left" w:pos="12824"/>
-          <w:tab w:val="left" w:pos="13740"/>
-          <w:tab w:val="left" w:pos="14656"/>
-        </w:tabs>
-        <w:wordWrap/>
-        <w:autoSpaceDE/>
-        <w:autoSpaceDN/>
-        <w:spacing w:after="0" w:line="240" w:lineRule="auto"/>
-        <w:jc w:val="left"/>
-        <w:rPr>
-          <w:rFonts w:ascii="굴림체" w:eastAsia="굴림체" w:hAnsi="굴림체" w:cs="굴림체"/>
-          <w:kern w:val="0"/>
-          <w:sz w:val="24"/>
-          <w:szCs w:val="24"/>
-        </w:rPr>
-      </w:pPr>
-      <w:r>
-        <w:rPr>
-          <w:rFonts w:ascii="굴림체" w:eastAsia="굴림체" w:hAnsi="굴림체" w:cs="굴림체"/>
-          <w:kern w:val="0"/>
-          <w:sz w:val="24"/>
-          <w:szCs w:val="24"/>
-        </w:rPr>
-        <w:t xml:space="preserve">     3. 「보고서도 브랜딩이다! 읽히는 글, 인정받는 글 만들기」직무연수 강사 [가상 인물 A] 1부.</w:t>
-      </w:r>
-    </w:p>
-    <w:p>
-      <w:pPr>
-        <w:widowControl/>
-        <w:tabs>
-          <w:tab w:val="left" w:pos="916"/>
-          <w:tab w:val="left" w:pos="1832"/>
-          <w:tab w:val="left" w:pos="2748"/>
-          <w:tab w:val="left" w:pos="3664"/>
-          <w:tab w:val="left" w:pos="4580"/>
-          <w:tab w:val="left" w:pos="5496"/>
-          <w:tab w:val="left" w:pos="6412"/>
-          <w:tab w:val="left" w:pos="7328"/>
-          <w:tab w:val="left" w:pos="8244"/>
-          <w:tab w:val="left" w:pos="9160"/>
-          <w:tab w:val="left" w:pos="10076"/>
-          <w:tab w:val="left" w:pos="10992"/>
-          <w:tab w:val="left" w:pos="11908"/>
-          <w:tab w:val="left" w:pos="12824"/>
-          <w:tab w:val="left" w:pos="13740"/>
-          <w:tab w:val="left" w:pos="14656"/>
-        </w:tabs>
-        <w:wordWrap/>
-        <w:autoSpaceDE/>
-        <w:autoSpaceDN/>
-        <w:spacing w:after="0" w:line="240" w:lineRule="auto"/>
-        <w:jc w:val="left"/>
-        <w:rPr>
-          <w:rFonts w:ascii="굴림체" w:eastAsia="굴림체" w:hAnsi="굴림체" w:cs="굴림체"/>
-          <w:kern w:val="0"/>
-          <w:sz w:val="24"/>
-          <w:szCs w:val="24"/>
-        </w:rPr>
-      </w:pPr>
-      <w:r>
-        <w:rPr>
-          <w:rFonts w:ascii="굴림체" w:eastAsia="굴림체" w:hAnsi="굴림체" w:cs="굴림체"/>
-          <w:kern w:val="0"/>
-          <w:sz w:val="24"/>
-          <w:szCs w:val="24"/>
-        </w:rPr>
-        <w:t xml:space="preserve">     4. 「보고서도 브랜딩이다! 읽히는 글, 인정받는 글 만들기」직무연수 강사[가상 인물 A] 1부.</w:t>
-      </w:r>
-    </w:p>
-    <w:p>
-      <w:pPr>
-        <w:widowControl/>
-        <w:tabs>
-          <w:tab w:val="left" w:pos="916"/>
-          <w:tab w:val="left" w:pos="1832"/>
-          <w:tab w:val="left" w:pos="2748"/>
-          <w:tab w:val="left" w:pos="3664"/>
-          <w:tab w:val="left" w:pos="4580"/>
-          <w:tab w:val="left" w:pos="5496"/>
-          <w:tab w:val="left" w:pos="6412"/>
-          <w:tab w:val="left" w:pos="7328"/>
-          <w:tab w:val="left" w:pos="8244"/>
-          <w:tab w:val="left" w:pos="9160"/>
-          <w:tab w:val="left" w:pos="10076"/>
-          <w:tab w:val="left" w:pos="10992"/>
-          <w:tab w:val="left" w:pos="11908"/>
-          <w:tab w:val="left" w:pos="12824"/>
-          <w:tab w:val="left" w:pos="13740"/>
-          <w:tab w:val="left" w:pos="14656"/>
-        </w:tabs>
-        <w:wordWrap/>
-        <w:autoSpaceDE/>
-        <w:autoSpaceDN/>
-        <w:spacing w:after="0" w:line="240" w:lineRule="auto"/>
-        <w:jc w:val="left"/>
-        <w:rPr>
-          <w:rFonts w:ascii="굴림체" w:eastAsia="굴림체" w:hAnsi="굴림체" w:cs="굴림체"/>
-          <w:kern w:val="0"/>
-          <w:sz w:val="24"/>
-          <w:szCs w:val="24"/>
-        </w:rPr>
-      </w:pPr>
-      <w:r>
-        <w:rPr>
-          <w:rFonts w:ascii="굴림체" w:eastAsia="굴림체" w:hAnsi="굴림체" w:cs="굴림체"/>
-          <w:kern w:val="0"/>
-          <w:sz w:val="24"/>
-          <w:szCs w:val="24"/>
-        </w:rPr>
-        <w:t xml:space="preserve">     5. 「보고서도 브랜딩이다! 읽히는 글, 인정받는 글 만들기」직무연수 강사 [가상 인물 A] 2부.  끝.</w:t>
+        <w:t xml:space="preserve">     2. 「보고서도 브랜딩이다! 읽히는 글, 인정받는 글 만들기」직무연수 강사 수당 지급 내역 1부.</w:t>
+      </w:r>
+    </w:p>
+    <w:p>
+      <w:pPr>
+        <w:widowControl/>
+        <w:tabs>
+          <w:tab w:val="left" w:pos="916"/>
+          <w:tab w:val="left" w:pos="1832"/>
+          <w:tab w:val="left" w:pos="2748"/>
+          <w:tab w:val="left" w:pos="3664"/>
+          <w:tab w:val="left" w:pos="4580"/>
+          <w:tab w:val="left" w:pos="5496"/>
+          <w:tab w:val="left" w:pos="6412"/>
+          <w:tab w:val="left" w:pos="7328"/>
+          <w:tab w:val="left" w:pos="8244"/>
+          <w:tab w:val="left" w:pos="9160"/>
+          <w:tab w:val="left" w:pos="10076"/>
+          <w:tab w:val="left" w:pos="10992"/>
+          <w:tab w:val="left" w:pos="11908"/>
+          <w:tab w:val="left" w:pos="12824"/>
+          <w:tab w:val="left" w:pos="13740"/>
+          <w:tab w:val="left" w:pos="14656"/>
+        </w:tabs>
+        <w:wordWrap/>
+        <w:autoSpaceDE/>
+        <w:autoSpaceDN/>
+        <w:spacing w:after="0" w:line="240" w:lineRule="auto"/>
+        <w:jc w:val="left"/>
+        <w:rPr>
+          <w:rFonts w:ascii="굴림체" w:eastAsia="굴림체" w:hAnsi="굴림체" w:cs="굴림체"/>
+          <w:kern w:val="0"/>
+          <w:sz w:val="24"/>
+          <w:szCs w:val="24"/>
+        </w:rPr>
+      </w:pPr>
+      <w:r>
+        <w:rPr>
+          <w:rFonts w:ascii="굴림체" w:eastAsia="굴림체" w:hAnsi="굴림체" w:cs="굴림체"/>
+          <w:kern w:val="0"/>
+          <w:sz w:val="24"/>
+          <w:szCs w:val="24"/>
+        </w:rPr>
+        <w:t xml:space="preserve">     3. 「보고서도 브랜딩이다! 읽히는 글, 인정받는 글 만들기」직무연수 강사 등록부 1부.</w:t>
+      </w:r>
+    </w:p>
+    <w:p>
+      <w:pPr>
+        <w:widowControl/>
+        <w:tabs>
+          <w:tab w:val="left" w:pos="916"/>
+          <w:tab w:val="left" w:pos="1832"/>
+          <w:tab w:val="left" w:pos="2748"/>
+          <w:tab w:val="left" w:pos="3664"/>
+          <w:tab w:val="left" w:pos="4580"/>
+          <w:tab w:val="left" w:pos="5496"/>
+          <w:tab w:val="left" w:pos="6412"/>
+          <w:tab w:val="left" w:pos="7328"/>
+          <w:tab w:val="left" w:pos="8244"/>
+          <w:tab w:val="left" w:pos="9160"/>
+          <w:tab w:val="left" w:pos="10076"/>
+          <w:tab w:val="left" w:pos="10992"/>
+          <w:tab w:val="left" w:pos="11908"/>
+          <w:tab w:val="left" w:pos="12824"/>
+          <w:tab w:val="left" w:pos="13740"/>
+          <w:tab w:val="left" w:pos="14656"/>
+        </w:tabs>
+        <w:wordWrap/>
+        <w:autoSpaceDE/>
+        <w:autoSpaceDN/>
+        <w:spacing w:after="0" w:line="240" w:lineRule="auto"/>
+        <w:jc w:val="left"/>
+        <w:rPr>
+          <w:rFonts w:ascii="굴림체" w:eastAsia="굴림체" w:hAnsi="굴림체" w:cs="굴림체"/>
+          <w:kern w:val="0"/>
+          <w:sz w:val="24"/>
+          <w:szCs w:val="24"/>
+        </w:rPr>
+      </w:pPr>
+      <w:r>
+        <w:rPr>
+          <w:rFonts w:ascii="굴림체" w:eastAsia="굴림체" w:hAnsi="굴림체" w:cs="굴림체"/>
+          <w:kern w:val="0"/>
+          <w:sz w:val="24"/>
+          <w:szCs w:val="24"/>
+        </w:rPr>
+        <w:t xml:space="preserve">     4. 「보고서도 브랜딩이다! 읽히는 글, 인정받는 글 만들기」직무연수 강사자료 1부.</w:t>
+      </w:r>
+    </w:p>
+    <w:p>
+      <w:pPr>
+        <w:widowControl/>
+        <w:tabs>
+          <w:tab w:val="left" w:pos="916"/>
+          <w:tab w:val="left" w:pos="1832"/>
+          <w:tab w:val="left" w:pos="2748"/>
+          <w:tab w:val="left" w:pos="3664"/>
+          <w:tab w:val="left" w:pos="4580"/>
+          <w:tab w:val="left" w:pos="5496"/>
+          <w:tab w:val="left" w:pos="6412"/>
+          <w:tab w:val="left" w:pos="7328"/>
+          <w:tab w:val="left" w:pos="8244"/>
+          <w:tab w:val="left" w:pos="9160"/>
+          <w:tab w:val="left" w:pos="10076"/>
+          <w:tab w:val="left" w:pos="10992"/>
+          <w:tab w:val="left" w:pos="11908"/>
+          <w:tab w:val="left" w:pos="12824"/>
+          <w:tab w:val="left" w:pos="13740"/>
+          <w:tab w:val="left" w:pos="14656"/>
+        </w:tabs>
+        <w:wordWrap/>
+        <w:autoSpaceDE/>
+        <w:autoSpaceDN/>
+        <w:spacing w:after="0" w:line="240" w:lineRule="auto"/>
+        <w:jc w:val="left"/>
+        <w:rPr>
+          <w:rFonts w:ascii="굴림체" w:eastAsia="굴림체" w:hAnsi="굴림체" w:cs="굴림체"/>
+          <w:kern w:val="0"/>
+          <w:sz w:val="24"/>
+          <w:szCs w:val="24"/>
+        </w:rPr>
+      </w:pPr>
+      <w:r>
+        <w:rPr>
+          <w:rFonts w:ascii="굴림체" w:eastAsia="굴림체" w:hAnsi="굴림체" w:cs="굴림체"/>
+          <w:kern w:val="0"/>
+          <w:sz w:val="24"/>
+          <w:szCs w:val="24"/>
+        </w:rPr>
+        <w:t xml:space="preserve">     5. 「보고서도 브랜딩이다! 읽히는 글, 인정받는 글 만들기」직무연수 강사 인적사항 2부.  끝.</w:t>
       </w:r>
     </w:p>
     <w:p>
@@ -2874,7 +2874,7 @@
           <w:sz w:val="24"/>
           <w:szCs w:val="24"/>
         </w:rPr>
-        <w:t>※ 공급업체: 가상업체</w:t>
+        <w:t>※ 공급업체: [업체명] (견적서 업로드 시에만 추가)</w:t>
       </w:r>
       <w:r>
         <w:rPr>
@@ -4719,7 +4719,7 @@
           <w:sz w:val="24"/>
           <w:szCs w:val="24"/>
         </w:rPr>
-        <w:t xml:space="preserve">  가. 일시: 2026. 5. 14.. 13:00~15:00</w:t>
+        <w:t xml:space="preserve">  가. 일시: 2026. 5. 14. 13:00~15:00</w:t>
       </w:r>
     </w:p>
     <w:p>
@@ -5248,7 +5248,7 @@
           <w:sz w:val="24"/>
           <w:szCs w:val="24"/>
         </w:rPr>
-        <w:t xml:space="preserve">  가. 일시: 2026. 3. 19.. 15:00~17:00</w:t>
+        <w:t xml:space="preserve">  가. 일시: 2026. 3. 19. 15:00~17:00</w:t>
       </w:r>
     </w:p>
     <w:p>
